--- a/results/supplement/Table_S2.docx
+++ b/results/supplement/Table_S2.docx
@@ -132,18 +132,62 @@
               <w:jc w:val="center"/>
             </w:pPr>
             <w:r>
-              <w:t>393</w:t>
-            </w:r>
-          </w:p>
-        </w:tc>
-        <w:tc>
-          <w:p>
-            <w:pPr>
-              <w:pStyle w:val="Normal"/>
-              <w:jc w:val="center"/>
-            </w:pPr>
-            <w:r>
-              <w:t>50487</w:t>
+              <w:t>708</w:t>
+            </w:r>
+          </w:p>
+        </w:tc>
+        <w:tc>
+          <w:p>
+            <w:pPr>
+              <w:pStyle w:val="Normal"/>
+              <w:jc w:val="center"/>
+            </w:pPr>
+            <w:r>
+              <w:t>63823</w:t>
+            </w:r>
+          </w:p>
+        </w:tc>
+        <w:tc>
+          <w:p>
+            <w:pPr>
+              <w:pStyle w:val="Normal"/>
+              <w:jc w:val="center"/>
+            </w:pPr>
+            <w:r>
+              <w:t>0.07</w:t>
+            </w:r>
+          </w:p>
+        </w:tc>
+        <w:tc>
+          <w:p>
+            <w:pPr>
+              <w:pStyle w:val="Normal"/>
+              <w:jc w:val="center"/>
+            </w:pPr>
+            <w:r>
+              <w:t>0.07</w:t>
+            </w:r>
+          </w:p>
+        </w:tc>
+        <w:tc>
+          <w:p>
+            <w:pPr>
+              <w:pStyle w:val="Normal"/>
+              <w:jc w:val="center"/>
+            </w:pPr>
+            <w:r>
+              <w:t>0.22</w:t>
+            </w:r>
+          </w:p>
+        </w:tc>
+        <w:tc>
+          <w:p>
+            <w:pPr>
+              <w:pStyle w:val="Normal"/>
+              <w:jc w:val="center"/>
+            </w:pPr>
+            <w:r>
+              <w:t>0.05</w:t>
             </w:r>
           </w:p>
         </w:tc>
@@ -165,51 +209,7 @@
               <w:jc w:val="center"/>
             </w:pPr>
             <w:r>
-              <w:t>0.19</w:t>
-            </w:r>
-          </w:p>
-        </w:tc>
-        <w:tc>
-          <w:p>
-            <w:pPr>
-              <w:pStyle w:val="Normal"/>
-              <w:jc w:val="center"/>
-            </w:pPr>
-            <w:r>
-              <w:t>0.37</w:t>
-            </w:r>
-          </w:p>
-        </w:tc>
-        <w:tc>
-          <w:p>
-            <w:pPr>
-              <w:pStyle w:val="Normal"/>
-              <w:jc w:val="center"/>
-            </w:pPr>
-            <w:r>
-              <w:t>0.09</w:t>
-            </w:r>
-          </w:p>
-        </w:tc>
-        <w:tc>
-          <w:p>
-            <w:pPr>
-              <w:pStyle w:val="Normal"/>
-              <w:jc w:val="center"/>
-            </w:pPr>
-            <w:r>
-              <w:t>0.66</w:t>
-            </w:r>
-          </w:p>
-        </w:tc>
-        <w:tc>
-          <w:p>
-            <w:pPr>
-              <w:pStyle w:val="Normal"/>
-              <w:jc w:val="center"/>
-            </w:pPr>
-            <w:r>
-              <w:t>0.22</w:t>
+              <w:t>0.11</w:t>
             </w:r>
           </w:p>
         </w:tc>
@@ -233,29 +233,40 @@
               <w:jc w:val="center"/>
             </w:pPr>
             <w:r>
-              <w:t>93</w:t>
-            </w:r>
-          </w:p>
-        </w:tc>
-        <w:tc>
-          <w:p>
-            <w:pPr>
-              <w:pStyle w:val="Normal"/>
-              <w:jc w:val="center"/>
-            </w:pPr>
-            <w:r>
-              <w:t>14859</w:t>
-            </w:r>
-          </w:p>
-        </w:tc>
-        <w:tc>
-          <w:p>
-            <w:pPr>
-              <w:pStyle w:val="Normal"/>
-              <w:jc w:val="center"/>
-            </w:pPr>
-            <w:r>
-              <w:t>0.20</w:t>
+              <w:t>162</w:t>
+            </w:r>
+          </w:p>
+        </w:tc>
+        <w:tc>
+          <w:p>
+            <w:pPr>
+              <w:pStyle w:val="Normal"/>
+              <w:jc w:val="center"/>
+            </w:pPr>
+            <w:r>
+              <w:t>20032</w:t>
+            </w:r>
+          </w:p>
+        </w:tc>
+        <w:tc>
+          <w:p>
+            <w:pPr>
+              <w:pStyle w:val="Normal"/>
+              <w:jc w:val="center"/>
+            </w:pPr>
+            <w:r>
+              <w:t>0.06</w:t>
+            </w:r>
+          </w:p>
+        </w:tc>
+        <w:tc>
+          <w:p>
+            <w:pPr>
+              <w:pStyle w:val="Normal"/>
+              <w:jc w:val="center"/>
+            </w:pPr>
+            <w:r>
+              <w:t>0.07</w:t>
             </w:r>
           </w:p>
         </w:tc>
@@ -277,40 +288,29 @@
               <w:jc w:val="center"/>
             </w:pPr>
             <w:r>
-              <w:t>0.38</w:t>
-            </w:r>
-          </w:p>
-        </w:tc>
-        <w:tc>
-          <w:p>
-            <w:pPr>
-              <w:pStyle w:val="Normal"/>
-              <w:jc w:val="center"/>
-            </w:pPr>
-            <w:r>
-              <w:t>0.09</w:t>
-            </w:r>
-          </w:p>
-        </w:tc>
-        <w:tc>
-          <w:p>
-            <w:pPr>
-              <w:pStyle w:val="Normal"/>
-              <w:jc w:val="center"/>
-            </w:pPr>
-            <w:r>
-              <w:t>0.67</w:t>
-            </w:r>
-          </w:p>
-        </w:tc>
-        <w:tc>
-          <w:p>
-            <w:pPr>
-              <w:pStyle w:val="Normal"/>
-              <w:jc w:val="center"/>
-            </w:pPr>
-            <w:r>
-              <w:t>0.22</w:t>
+              <w:t>0.05</w:t>
+            </w:r>
+          </w:p>
+        </w:tc>
+        <w:tc>
+          <w:p>
+            <w:pPr>
+              <w:pStyle w:val="Normal"/>
+              <w:jc w:val="center"/>
+            </w:pPr>
+            <w:r>
+              <w:t>0.16</w:t>
+            </w:r>
+          </w:p>
+        </w:tc>
+        <w:tc>
+          <w:p>
+            <w:pPr>
+              <w:pStyle w:val="Normal"/>
+              <w:jc w:val="center"/>
+            </w:pPr>
+            <w:r>
+              <w:t>0.11</w:t>
             </w:r>
           </w:p>
         </w:tc>
@@ -334,18 +334,40 @@
               <w:jc w:val="center"/>
             </w:pPr>
             <w:r>
-              <w:t>35</w:t>
-            </w:r>
-          </w:p>
-        </w:tc>
-        <w:tc>
-          <w:p>
-            <w:pPr>
-              <w:pStyle w:val="Normal"/>
-              <w:jc w:val="center"/>
-            </w:pPr>
-            <w:r>
-              <w:t>6599</w:t>
+              <w:t>65</w:t>
+            </w:r>
+          </w:p>
+        </w:tc>
+        <w:tc>
+          <w:p>
+            <w:pPr>
+              <w:pStyle w:val="Normal"/>
+              <w:jc w:val="center"/>
+            </w:pPr>
+            <w:r>
+              <w:t>8523</w:t>
+            </w:r>
+          </w:p>
+        </w:tc>
+        <w:tc>
+          <w:p>
+            <w:pPr>
+              <w:pStyle w:val="Normal"/>
+              <w:jc w:val="center"/>
+            </w:pPr>
+            <w:r>
+              <w:t>0.06</w:t>
+            </w:r>
+          </w:p>
+        </w:tc>
+        <w:tc>
+          <w:p>
+            <w:pPr>
+              <w:pStyle w:val="Normal"/>
+              <w:jc w:val="center"/>
+            </w:pPr>
+            <w:r>
+              <w:t>0.06</w:t>
             </w:r>
           </w:p>
         </w:tc>
@@ -367,51 +389,29 @@
               <w:jc w:val="center"/>
             </w:pPr>
             <w:r>
-              <w:t>0.10</w:t>
-            </w:r>
-          </w:p>
-        </w:tc>
-        <w:tc>
-          <w:p>
-            <w:pPr>
-              <w:pStyle w:val="Normal"/>
-              <w:jc w:val="center"/>
-            </w:pPr>
-            <w:r>
-              <w:t>0.24</w:t>
-            </w:r>
-          </w:p>
-        </w:tc>
-        <w:tc>
-          <w:p>
-            <w:pPr>
-              <w:pStyle w:val="Normal"/>
-              <w:jc w:val="center"/>
-            </w:pPr>
-            <w:r>
-              <w:t>0.07</w:t>
-            </w:r>
-          </w:p>
-        </w:tc>
-        <w:tc>
-          <w:p>
-            <w:pPr>
-              <w:pStyle w:val="Normal"/>
-              <w:jc w:val="center"/>
-            </w:pPr>
-            <w:r>
-              <w:t>0.25</w:t>
-            </w:r>
-          </w:p>
-        </w:tc>
-        <w:tc>
-          <w:p>
-            <w:pPr>
-              <w:pStyle w:val="Normal"/>
-              <w:jc w:val="center"/>
-            </w:pPr>
-            <w:r>
-              <w:t>0.11</w:t>
+              <w:t>0.05</w:t>
+            </w:r>
+          </w:p>
+        </w:tc>
+        <w:tc>
+          <w:p>
+            <w:pPr>
+              <w:pStyle w:val="Normal"/>
+              <w:jc w:val="center"/>
+            </w:pPr>
+            <w:r>
+              <w:t>0.09</w:t>
+            </w:r>
+          </w:p>
+        </w:tc>
+        <w:tc>
+          <w:p>
+            <w:pPr>
+              <w:pStyle w:val="Normal"/>
+              <w:jc w:val="center"/>
+            </w:pPr>
+            <w:r>
+              <w:t>0.05</w:t>
             </w:r>
           </w:p>
         </w:tc>
@@ -435,84 +435,84 @@
               <w:jc w:val="center"/>
             </w:pPr>
             <w:r>
-              <w:t>30</w:t>
-            </w:r>
-          </w:p>
-        </w:tc>
-        <w:tc>
-          <w:p>
-            <w:pPr>
-              <w:pStyle w:val="Normal"/>
-              <w:jc w:val="center"/>
-            </w:pPr>
-            <w:r>
-              <w:t>11624</w:t>
-            </w:r>
-          </w:p>
-        </w:tc>
-        <w:tc>
-          <w:p>
-            <w:pPr>
-              <w:pStyle w:val="Normal"/>
-              <w:jc w:val="center"/>
-            </w:pPr>
-            <w:r>
-              <w:t>0.28</w:t>
-            </w:r>
-          </w:p>
-        </w:tc>
-        <w:tc>
-          <w:p>
-            <w:pPr>
-              <w:pStyle w:val="Normal"/>
-              <w:jc w:val="center"/>
-            </w:pPr>
-            <w:r>
-              <w:t>0.20</w:t>
-            </w:r>
-          </w:p>
-        </w:tc>
-        <w:tc>
-          <w:p>
-            <w:pPr>
-              <w:pStyle w:val="Normal"/>
-              <w:jc w:val="center"/>
-            </w:pPr>
-            <w:r>
-              <w:t>0.35</w:t>
-            </w:r>
-          </w:p>
-        </w:tc>
-        <w:tc>
-          <w:p>
-            <w:pPr>
-              <w:pStyle w:val="Normal"/>
-              <w:jc w:val="center"/>
-            </w:pPr>
-            <w:r>
-              <w:t>0.13</w:t>
-            </w:r>
-          </w:p>
-        </w:tc>
-        <w:tc>
-          <w:p>
-            <w:pPr>
-              <w:pStyle w:val="Normal"/>
-              <w:jc w:val="center"/>
-            </w:pPr>
-            <w:r>
-              <w:t>0.50</w:t>
-            </w:r>
-          </w:p>
-        </w:tc>
-        <w:tc>
-          <w:p>
-            <w:pPr>
-              <w:pStyle w:val="Normal"/>
-              <w:jc w:val="center"/>
-            </w:pPr>
-            <w:r>
-              <w:t>0.15</w:t>
+              <w:t>40</w:t>
+            </w:r>
+          </w:p>
+        </w:tc>
+        <w:tc>
+          <w:p>
+            <w:pPr>
+              <w:pStyle w:val="Normal"/>
+              <w:jc w:val="center"/>
+            </w:pPr>
+            <w:r>
+              <w:t>12217</w:t>
+            </w:r>
+          </w:p>
+        </w:tc>
+        <w:tc>
+          <w:p>
+            <w:pPr>
+              <w:pStyle w:val="Normal"/>
+              <w:jc w:val="center"/>
+            </w:pPr>
+            <w:r>
+              <w:t>0.10</w:t>
+            </w:r>
+          </w:p>
+        </w:tc>
+        <w:tc>
+          <w:p>
+            <w:pPr>
+              <w:pStyle w:val="Normal"/>
+              <w:jc w:val="center"/>
+            </w:pPr>
+            <w:r>
+              <w:t>0.09</w:t>
+            </w:r>
+          </w:p>
+        </w:tc>
+        <w:tc>
+          <w:p>
+            <w:pPr>
+              <w:pStyle w:val="Normal"/>
+              <w:jc w:val="center"/>
+            </w:pPr>
+            <w:r>
+              <w:t>0.19</w:t>
+            </w:r>
+          </w:p>
+        </w:tc>
+        <w:tc>
+          <w:p>
+            <w:pPr>
+              <w:pStyle w:val="Normal"/>
+              <w:jc w:val="center"/>
+            </w:pPr>
+            <w:r>
+              <w:t>0.07</w:t>
+            </w:r>
+          </w:p>
+        </w:tc>
+        <w:tc>
+          <w:p>
+            <w:pPr>
+              <w:pStyle w:val="Normal"/>
+              <w:jc w:val="center"/>
+            </w:pPr>
+            <w:r>
+              <w:t>0.16</w:t>
+            </w:r>
+          </w:p>
+        </w:tc>
+        <w:tc>
+          <w:p>
+            <w:pPr>
+              <w:pStyle w:val="Normal"/>
+              <w:jc w:val="center"/>
+            </w:pPr>
+            <w:r>
+              <w:t>0.07</w:t>
             </w:r>
           </w:p>
         </w:tc>
@@ -536,62 +536,62 @@
               <w:jc w:val="center"/>
             </w:pPr>
             <w:r>
-              <w:t>137</w:t>
-            </w:r>
-          </w:p>
-        </w:tc>
-        <w:tc>
-          <w:p>
-            <w:pPr>
-              <w:pStyle w:val="Normal"/>
-              <w:jc w:val="center"/>
-            </w:pPr>
-            <w:r>
-              <w:t>6053</w:t>
-            </w:r>
-          </w:p>
-        </w:tc>
-        <w:tc>
-          <w:p>
-            <w:pPr>
-              <w:pStyle w:val="Normal"/>
-              <w:jc w:val="center"/>
-            </w:pPr>
-            <w:r>
-              <w:t>0.15</w:t>
-            </w:r>
-          </w:p>
-        </w:tc>
-        <w:tc>
-          <w:p>
-            <w:pPr>
-              <w:pStyle w:val="Normal"/>
-              <w:jc w:val="center"/>
-            </w:pPr>
-            <w:r>
-              <w:t>0.37</w:t>
-            </w:r>
-          </w:p>
-        </w:tc>
-        <w:tc>
-          <w:p>
-            <w:pPr>
-              <w:pStyle w:val="Normal"/>
-              <w:jc w:val="center"/>
-            </w:pPr>
-            <w:r>
-              <w:t>0.52</w:t>
-            </w:r>
-          </w:p>
-        </w:tc>
-        <w:tc>
-          <w:p>
-            <w:pPr>
-              <w:pStyle w:val="Normal"/>
-              <w:jc w:val="center"/>
-            </w:pPr>
-            <w:r>
-              <w:t>0.09</w:t>
+              <w:t>283</w:t>
+            </w:r>
+          </w:p>
+        </w:tc>
+        <w:tc>
+          <w:p>
+            <w:pPr>
+              <w:pStyle w:val="Normal"/>
+              <w:jc w:val="center"/>
+            </w:pPr>
+            <w:r>
+              <w:t>8378</w:t>
+            </w:r>
+          </w:p>
+        </w:tc>
+        <w:tc>
+          <w:p>
+            <w:pPr>
+              <w:pStyle w:val="Normal"/>
+              <w:jc w:val="center"/>
+            </w:pPr>
+            <w:r>
+              <w:t>0.06</w:t>
+            </w:r>
+          </w:p>
+        </w:tc>
+        <w:tc>
+          <w:p>
+            <w:pPr>
+              <w:pStyle w:val="Normal"/>
+              <w:jc w:val="center"/>
+            </w:pPr>
+            <w:r>
+              <w:t>0.11</w:t>
+            </w:r>
+          </w:p>
+        </w:tc>
+        <w:tc>
+          <w:p>
+            <w:pPr>
+              <w:pStyle w:val="Normal"/>
+              <w:jc w:val="center"/>
+            </w:pPr>
+            <w:r>
+              <w:t>0.40</w:t>
+            </w:r>
+          </w:p>
+        </w:tc>
+        <w:tc>
+          <w:p>
+            <w:pPr>
+              <w:pStyle w:val="Normal"/>
+              <w:jc w:val="center"/>
+            </w:pPr>
+            <w:r>
+              <w:t>0.06</w:t>
             </w:r>
           </w:p>
         </w:tc>
@@ -613,7 +613,7 @@
               <w:jc w:val="center"/>
             </w:pPr>
             <w:r>
-              <w:t>0.41</w:t>
+              <w:t>0.31</w:t>
             </w:r>
           </w:p>
         </w:tc>
@@ -637,51 +637,40 @@
               <w:jc w:val="center"/>
             </w:pPr>
             <w:r>
-              <w:t> 8</w:t>
-            </w:r>
-          </w:p>
-        </w:tc>
-        <w:tc>
-          <w:p>
-            <w:pPr>
-              <w:pStyle w:val="Normal"/>
-              <w:jc w:val="center"/>
-            </w:pPr>
-            <w:r>
-              <w:t> 317</w:t>
-            </w:r>
-          </w:p>
-        </w:tc>
-        <w:tc>
-          <w:p>
-            <w:pPr>
-              <w:pStyle w:val="Normal"/>
-              <w:jc w:val="center"/>
-            </w:pPr>
-            <w:r>
-              <w:t>0.19</w:t>
-            </w:r>
-          </w:p>
-        </w:tc>
-        <w:tc>
-          <w:p>
-            <w:pPr>
-              <w:pStyle w:val="Normal"/>
-              <w:jc w:val="center"/>
-            </w:pPr>
-            <w:r>
-              <w:t>0.17</w:t>
-            </w:r>
-          </w:p>
-        </w:tc>
-        <w:tc>
-          <w:p>
-            <w:pPr>
-              <w:pStyle w:val="Normal"/>
-              <w:jc w:val="center"/>
-            </w:pPr>
-            <w:r>
-              <w:t>0.29</w:t>
+              <w:t>19</w:t>
+            </w:r>
+          </w:p>
+        </w:tc>
+        <w:tc>
+          <w:p>
+            <w:pPr>
+              <w:pStyle w:val="Normal"/>
+              <w:jc w:val="center"/>
+            </w:pPr>
+            <w:r>
+              <w:t> 816</w:t>
+            </w:r>
+          </w:p>
+        </w:tc>
+        <w:tc>
+          <w:p>
+            <w:pPr>
+              <w:pStyle w:val="Normal"/>
+              <w:jc w:val="center"/>
+            </w:pPr>
+            <w:r>
+              <w:t>0.06</w:t>
+            </w:r>
+          </w:p>
+        </w:tc>
+        <w:tc>
+          <w:p>
+            <w:pPr>
+              <w:pStyle w:val="Normal"/>
+              <w:jc w:val="center"/>
+            </w:pPr>
+            <w:r>
+              <w:t>0.06</w:t>
             </w:r>
           </w:p>
         </w:tc>
@@ -703,7 +692,7 @@
               <w:jc w:val="center"/>
             </w:pPr>
             <w:r>
-              <w:t>0.44</w:t>
+              <w:t>0.05</w:t>
             </w:r>
           </w:p>
         </w:tc>
@@ -715,6 +704,17 @@
             </w:pPr>
             <w:r>
               <w:t>0.09</w:t>
+            </w:r>
+          </w:p>
+        </w:tc>
+        <w:tc>
+          <w:p>
+            <w:pPr>
+              <w:pStyle w:val="Normal"/>
+              <w:jc w:val="center"/>
+            </w:pPr>
+            <w:r>
+              <w:t>0.01</w:t>
             </w:r>
           </w:p>
         </w:tc>
@@ -738,29 +738,40 @@
               <w:jc w:val="center"/>
             </w:pPr>
             <w:r>
-              <w:t>63</w:t>
-            </w:r>
-          </w:p>
-        </w:tc>
-        <w:tc>
-          <w:p>
-            <w:pPr>
-              <w:pStyle w:val="Normal"/>
-              <w:jc w:val="center"/>
-            </w:pPr>
-            <w:r>
-              <w:t>10402</w:t>
-            </w:r>
-          </w:p>
-        </w:tc>
-        <w:tc>
-          <w:p>
-            <w:pPr>
-              <w:pStyle w:val="Normal"/>
-              <w:jc w:val="center"/>
-            </w:pPr>
-            <w:r>
-              <w:t>0.13</w:t>
+              <w:t>98</w:t>
+            </w:r>
+          </w:p>
+        </w:tc>
+        <w:tc>
+          <w:p>
+            <w:pPr>
+              <w:pStyle w:val="Normal"/>
+              <w:jc w:val="center"/>
+            </w:pPr>
+            <w:r>
+              <w:t>13051</w:t>
+            </w:r>
+          </w:p>
+        </w:tc>
+        <w:tc>
+          <w:p>
+            <w:pPr>
+              <w:pStyle w:val="Normal"/>
+              <w:jc w:val="center"/>
+            </w:pPr>
+            <w:r>
+              <w:t>0.06</w:t>
+            </w:r>
+          </w:p>
+        </w:tc>
+        <w:tc>
+          <w:p>
+            <w:pPr>
+              <w:pStyle w:val="Normal"/>
+              <w:jc w:val="center"/>
+            </w:pPr>
+            <w:r>
+              <w:t>0.07</w:t>
             </w:r>
           </w:p>
         </w:tc>
@@ -782,7 +793,18 @@
               <w:jc w:val="center"/>
             </w:pPr>
             <w:r>
-              <w:t>0.39</w:t>
+              <w:t>0.05</w:t>
+            </w:r>
+          </w:p>
+        </w:tc>
+        <w:tc>
+          <w:p>
+            <w:pPr>
+              <w:pStyle w:val="Normal"/>
+              <w:jc w:val="center"/>
+            </w:pPr>
+            <w:r>
+              <w:t>0.19</w:t>
             </w:r>
           </w:p>
         </w:tc>
@@ -794,28 +816,6 @@
             </w:pPr>
             <w:r>
               <w:t>0.08</w:t>
-            </w:r>
-          </w:p>
-        </w:tc>
-        <w:tc>
-          <w:p>
-            <w:pPr>
-              <w:pStyle w:val="Normal"/>
-              <w:jc w:val="center"/>
-            </w:pPr>
-            <w:r>
-              <w:t>0.74</w:t>
-            </w:r>
-          </w:p>
-        </w:tc>
-        <w:tc>
-          <w:p>
-            <w:pPr>
-              <w:pStyle w:val="Normal"/>
-              <w:jc w:val="center"/>
-            </w:pPr>
-            <w:r>
-              <w:t>0.23</w:t>
             </w:r>
           </w:p>
         </w:tc>
@@ -839,73 +839,62 @@
               <w:jc w:val="center"/>
             </w:pPr>
             <w:r>
-              <w:t>27</w:t>
-            </w:r>
-          </w:p>
-        </w:tc>
-        <w:tc>
-          <w:p>
-            <w:pPr>
-              <w:pStyle w:val="Normal"/>
-              <w:jc w:val="center"/>
-            </w:pPr>
-            <w:r>
-              <w:t> 633</w:t>
-            </w:r>
-          </w:p>
-        </w:tc>
-        <w:tc>
-          <w:p>
-            <w:pPr>
-              <w:pStyle w:val="Normal"/>
-              <w:jc w:val="center"/>
-            </w:pPr>
-            <w:r>
-              <w:t>0.20</w:t>
-            </w:r>
-          </w:p>
-        </w:tc>
-        <w:tc>
-          <w:p>
-            <w:pPr>
-              <w:pStyle w:val="Normal"/>
-              <w:jc w:val="center"/>
-            </w:pPr>
-            <w:r>
-              <w:t>0.29</w:t>
-            </w:r>
-          </w:p>
-        </w:tc>
-        <w:tc>
-          <w:p>
-            <w:pPr>
-              <w:pStyle w:val="Normal"/>
-              <w:jc w:val="center"/>
-            </w:pPr>
-            <w:r>
-              <w:t>0.44</w:t>
-            </w:r>
-          </w:p>
-        </w:tc>
-        <w:tc>
-          <w:p>
-            <w:pPr>
-              <w:pStyle w:val="Normal"/>
-              <w:jc w:val="center"/>
-            </w:pPr>
-            <w:r>
-              <w:t>0.12</w:t>
-            </w:r>
-          </w:p>
-        </w:tc>
-        <w:tc>
-          <w:p>
-            <w:pPr>
-              <w:pStyle w:val="Normal"/>
-              <w:jc w:val="center"/>
-            </w:pPr>
-            <w:r>
-              <w:t>0.85</w:t>
+              <w:t>41</w:t>
+            </w:r>
+          </w:p>
+        </w:tc>
+        <w:tc>
+          <w:p>
+            <w:pPr>
+              <w:pStyle w:val="Normal"/>
+              <w:jc w:val="center"/>
+            </w:pPr>
+            <w:r>
+              <w:t> 806</w:t>
+            </w:r>
+          </w:p>
+        </w:tc>
+        <w:tc>
+          <w:p>
+            <w:pPr>
+              <w:pStyle w:val="Normal"/>
+              <w:jc w:val="center"/>
+            </w:pPr>
+            <w:r>
+              <w:t>0.08</w:t>
+            </w:r>
+          </w:p>
+        </w:tc>
+        <w:tc>
+          <w:p>
+            <w:pPr>
+              <w:pStyle w:val="Normal"/>
+              <w:jc w:val="center"/>
+            </w:pPr>
+            <w:r>
+              <w:t>0.09</w:t>
+            </w:r>
+          </w:p>
+        </w:tc>
+        <w:tc>
+          <w:p>
+            <w:pPr>
+              <w:pStyle w:val="Normal"/>
+              <w:jc w:val="center"/>
+            </w:pPr>
+            <w:r>
+              <w:t>0.24</w:t>
+            </w:r>
+          </w:p>
+        </w:tc>
+        <w:tc>
+          <w:p>
+            <w:pPr>
+              <w:pStyle w:val="Normal"/>
+              <w:jc w:val="center"/>
+            </w:pPr>
+            <w:r>
+              <w:t>0.06</w:t>
             </w:r>
           </w:p>
         </w:tc>
@@ -917,6 +906,17 @@
             </w:pPr>
             <w:r>
               <w:t>0.28</w:t>
+            </w:r>
+          </w:p>
+        </w:tc>
+        <w:tc>
+          <w:p>
+            <w:pPr>
+              <w:pStyle w:val="Normal"/>
+              <w:jc w:val="center"/>
+            </w:pPr>
+            <w:r>
+              <w:t>0.10</w:t>
             </w:r>
           </w:p>
         </w:tc>
